--- a/templates/07-to-trinh-lanh-dao/to-trinh-luu-tru-du-lieu-va-nhat-ky-tai-viet-nam.docx
+++ b/templates/07-to-trinh-lanh-dao/to-trinh-luu-tru-du-lieu-va-nhat-ky-tai-viet-nam.docx
@@ -837,9 +837,9 @@
       </w:tblPr>
       <w:tblGrid>
         <w:gridCol w:w="672"/>
-        <w:gridCol w:w="2942"/>
-        <w:gridCol w:w="2882"/>
-        <w:gridCol w:w="2529"/>
+        <w:gridCol w:w="2894"/>
+        <w:gridCol w:w="2954"/>
+        <w:gridCol w:w="2505"/>
       </w:tblGrid>
       <w:tr>
         <w:trPr>
@@ -886,7 +886,7 @@
         </w:tc>
         <w:tc>
           <w:tcPr>
-            <w:tcW w:type="dxa" w:w="2942"/>
+            <w:tcW w:type="dxa" w:w="2894"/>
             <w:tcBorders>
               <w:top w:val="single" w:color="000000" w:sz="4"/>
               <w:left w:val="single" w:color="000000" w:sz="4"/>
@@ -924,7 +924,7 @@
         </w:tc>
         <w:tc>
           <w:tcPr>
-            <w:tcW w:type="dxa" w:w="2882"/>
+            <w:tcW w:type="dxa" w:w="2954"/>
             <w:tcBorders>
               <w:top w:val="single" w:color="000000" w:sz="4"/>
               <w:left w:val="single" w:color="000000" w:sz="4"/>
@@ -962,7 +962,7 @@
         </w:tc>
         <w:tc>
           <w:tcPr>
-            <w:tcW w:type="dxa" w:w="2529"/>
+            <w:tcW w:type="dxa" w:w="2505"/>
             <w:tcBorders>
               <w:top w:val="single" w:color="000000" w:sz="4"/>
               <w:left w:val="single" w:color="000000" w:sz="4"/>
@@ -1043,7 +1043,7 @@
         </w:tc>
         <w:tc>
           <w:tcPr>
-            <w:tcW w:type="dxa" w:w="2942"/>
+            <w:tcW w:type="dxa" w:w="2894"/>
             <w:tcBorders>
               <w:top w:val="single" w:color="000000" w:sz="4"/>
               <w:left w:val="single" w:color="000000" w:sz="4"/>
@@ -1080,7 +1080,7 @@
         </w:tc>
         <w:tc>
           <w:tcPr>
-            <w:tcW w:type="dxa" w:w="2882"/>
+            <w:tcW w:type="dxa" w:w="2954"/>
             <w:tcBorders>
               <w:top w:val="single" w:color="000000" w:sz="4"/>
               <w:left w:val="single" w:color="000000" w:sz="4"/>
@@ -1117,7 +1117,7 @@
         </w:tc>
         <w:tc>
           <w:tcPr>
-            <w:tcW w:type="dxa" w:w="2529"/>
+            <w:tcW w:type="dxa" w:w="2505"/>
             <w:tcBorders>
               <w:top w:val="single" w:color="000000" w:sz="4"/>
               <w:left w:val="single" w:color="000000" w:sz="4"/>
@@ -1197,7 +1197,7 @@
         </w:tc>
         <w:tc>
           <w:tcPr>
-            <w:tcW w:type="dxa" w:w="2942"/>
+            <w:tcW w:type="dxa" w:w="2894"/>
             <w:tcBorders>
               <w:top w:val="single" w:color="000000" w:sz="4"/>
               <w:left w:val="single" w:color="000000" w:sz="4"/>
@@ -1234,7 +1234,7 @@
         </w:tc>
         <w:tc>
           <w:tcPr>
-            <w:tcW w:type="dxa" w:w="2882"/>
+            <w:tcW w:type="dxa" w:w="2954"/>
             <w:tcBorders>
               <w:top w:val="single" w:color="000000" w:sz="4"/>
               <w:left w:val="single" w:color="000000" w:sz="4"/>
@@ -1271,7 +1271,7 @@
         </w:tc>
         <w:tc>
           <w:tcPr>
-            <w:tcW w:type="dxa" w:w="2529"/>
+            <w:tcW w:type="dxa" w:w="2505"/>
             <w:tcBorders>
               <w:top w:val="single" w:color="000000" w:sz="4"/>
               <w:left w:val="single" w:color="000000" w:sz="4"/>
@@ -1351,7 +1351,7 @@
         </w:tc>
         <w:tc>
           <w:tcPr>
-            <w:tcW w:type="dxa" w:w="2942"/>
+            <w:tcW w:type="dxa" w:w="2894"/>
             <w:tcBorders>
               <w:top w:val="single" w:color="000000" w:sz="4"/>
               <w:left w:val="single" w:color="000000" w:sz="4"/>
@@ -1388,7 +1388,7 @@
         </w:tc>
         <w:tc>
           <w:tcPr>
-            <w:tcW w:type="dxa" w:w="2882"/>
+            <w:tcW w:type="dxa" w:w="2954"/>
             <w:tcBorders>
               <w:top w:val="single" w:color="000000" w:sz="4"/>
               <w:left w:val="single" w:color="000000" w:sz="4"/>
@@ -1425,7 +1425,7 @@
         </w:tc>
         <w:tc>
           <w:tcPr>
-            <w:tcW w:type="dxa" w:w="2529"/>
+            <w:tcW w:type="dxa" w:w="2505"/>
             <w:tcBorders>
               <w:top w:val="single" w:color="000000" w:sz="4"/>
               <w:left w:val="single" w:color="000000" w:sz="4"/>
@@ -1505,7 +1505,7 @@
         </w:tc>
         <w:tc>
           <w:tcPr>
-            <w:tcW w:type="dxa" w:w="2942"/>
+            <w:tcW w:type="dxa" w:w="2894"/>
             <w:tcBorders>
               <w:top w:val="single" w:color="000000" w:sz="4"/>
               <w:left w:val="single" w:color="000000" w:sz="4"/>
@@ -1542,7 +1542,7 @@
         </w:tc>
         <w:tc>
           <w:tcPr>
-            <w:tcW w:type="dxa" w:w="2882"/>
+            <w:tcW w:type="dxa" w:w="2954"/>
             <w:tcBorders>
               <w:top w:val="single" w:color="000000" w:sz="4"/>
               <w:left w:val="single" w:color="000000" w:sz="4"/>
@@ -1579,7 +1579,7 @@
         </w:tc>
         <w:tc>
           <w:tcPr>
-            <w:tcW w:type="dxa" w:w="2529"/>
+            <w:tcW w:type="dxa" w:w="2505"/>
             <w:tcBorders>
               <w:top w:val="single" w:color="000000" w:sz="4"/>
               <w:left w:val="single" w:color="000000" w:sz="4"/>
@@ -1659,7 +1659,7 @@
         </w:tc>
         <w:tc>
           <w:tcPr>
-            <w:tcW w:type="dxa" w:w="2942"/>
+            <w:tcW w:type="dxa" w:w="2894"/>
             <w:tcBorders>
               <w:top w:val="single" w:color="000000" w:sz="4"/>
               <w:left w:val="single" w:color="000000" w:sz="4"/>
@@ -1696,44 +1696,44 @@
         </w:tc>
         <w:tc>
           <w:tcPr>
-            <w:tcW w:type="dxa" w:w="2882"/>
-            <w:tcBorders>
-              <w:top w:val="single" w:color="000000" w:sz="4"/>
-              <w:left w:val="single" w:color="000000" w:sz="4"/>
-              <w:bottom w:val="single" w:color="000000" w:sz="4"/>
-              <w:right w:val="single" w:color="000000" w:sz="4"/>
-            </w:tcBorders>
-            <w:tcMar>
-              <w:top w:type="dxa" w:w="30"/>
-              <w:left w:type="dxa" w:w="70"/>
-              <w:bottom w:type="dxa" w:w="30"/>
-              <w:right w:type="dxa" w:w="70"/>
-            </w:tcMar>
-            <w:vAlign w:val="center"/>
-          </w:tcPr>
-          <w:p>
-            <w:pPr>
-              <w:keepNext/>
-              <w:spacing w:after="0" w:before="0" w:line="240" w:lineRule="auto"/>
-              <w:jc w:val="left"/>
-            </w:pPr>
-            <w:r>
-              <w:rPr>
-                <w:rFonts w:ascii="Times New Roman" w:cs="Times New Roman" w:eastAsia="Times New Roman" w:hAnsi="Times New Roman"/>
-                <w:b w:val="false"/>
-                <w:bCs w:val="false"/>
-                <w:i w:val="false"/>
-                <w:iCs w:val="false"/>
-                <w:sz w:val="22"/>
-                <w:szCs w:val="22"/>
-              </w:rPr>
-              <w:t xml:space="preserve">Doanh nghiệp trong nước: lưu tại Việt Nam; thời gian lưu tối thiểu 24 tháng</w:t>
-            </w:r>
-          </w:p>
-        </w:tc>
-        <w:tc>
-          <w:tcPr>
-            <w:tcW w:type="dxa" w:w="2529"/>
+            <w:tcW w:type="dxa" w:w="2954"/>
+            <w:tcBorders>
+              <w:top w:val="single" w:color="000000" w:sz="4"/>
+              <w:left w:val="single" w:color="000000" w:sz="4"/>
+              <w:bottom w:val="single" w:color="000000" w:sz="4"/>
+              <w:right w:val="single" w:color="000000" w:sz="4"/>
+            </w:tcBorders>
+            <w:tcMar>
+              <w:top w:type="dxa" w:w="30"/>
+              <w:left w:type="dxa" w:w="70"/>
+              <w:bottom w:type="dxa" w:w="30"/>
+              <w:right w:type="dxa" w:w="70"/>
+            </w:tcMar>
+            <w:vAlign w:val="center"/>
+          </w:tcPr>
+          <w:p>
+            <w:pPr>
+              <w:keepNext/>
+              <w:spacing w:after="0" w:before="0" w:line="240" w:lineRule="auto"/>
+              <w:jc w:val="left"/>
+            </w:pPr>
+            <w:r>
+              <w:rPr>
+                <w:rFonts w:ascii="Times New Roman" w:cs="Times New Roman" w:eastAsia="Times New Roman" w:hAnsi="Times New Roman"/>
+                <w:b w:val="false"/>
+                <w:bCs w:val="false"/>
+                <w:i w:val="false"/>
+                <w:iCs w:val="false"/>
+                <w:sz w:val="22"/>
+                <w:szCs w:val="22"/>
+              </w:rPr>
+              <w:t xml:space="preserve">Doanh nghiệp trong nước: lưu tại Việt Nam; thời gian lưu tối thiểu 24 tháng (Đ20.1 tính "từ khi nhận được yêu cầu", xem Hướng dẫn điền)</w:t>
+            </w:r>
+          </w:p>
+        </w:tc>
+        <w:tc>
+          <w:tcPr>
+            <w:tcW w:type="dxa" w:w="2505"/>
             <w:tcBorders>
               <w:top w:val="single" w:color="000000" w:sz="4"/>
               <w:left w:val="single" w:color="000000" w:sz="4"/>
@@ -1813,7 +1813,7 @@
         </w:tc>
         <w:tc>
           <w:tcPr>
-            <w:tcW w:type="dxa" w:w="2942"/>
+            <w:tcW w:type="dxa" w:w="2894"/>
             <w:tcBorders>
               <w:top w:val="single" w:color="000000" w:sz="4"/>
               <w:left w:val="single" w:color="000000" w:sz="4"/>
@@ -1850,7 +1850,7 @@
         </w:tc>
         <w:tc>
           <w:tcPr>
-            <w:tcW w:type="dxa" w:w="2882"/>
+            <w:tcW w:type="dxa" w:w="2954"/>
             <w:tcBorders>
               <w:top w:val="single" w:color="000000" w:sz="4"/>
               <w:left w:val="single" w:color="000000" w:sz="4"/>
@@ -1887,7 +1887,7 @@
         </w:tc>
         <w:tc>
           <w:tcPr>
-            <w:tcW w:type="dxa" w:w="2529"/>
+            <w:tcW w:type="dxa" w:w="2505"/>
             <w:tcBorders>
               <w:top w:val="single" w:color="000000" w:sz="4"/>
               <w:left w:val="single" w:color="000000" w:sz="4"/>
@@ -1967,7 +1967,7 @@
         </w:tc>
         <w:tc>
           <w:tcPr>
-            <w:tcW w:type="dxa" w:w="2942"/>
+            <w:tcW w:type="dxa" w:w="2894"/>
             <w:tcBorders>
               <w:top w:val="single" w:color="000000" w:sz="4"/>
               <w:left w:val="single" w:color="000000" w:sz="4"/>
@@ -2004,7 +2004,7 @@
         </w:tc>
         <w:tc>
           <w:tcPr>
-            <w:tcW w:type="dxa" w:w="2882"/>
+            <w:tcW w:type="dxa" w:w="2954"/>
             <w:tcBorders>
               <w:top w:val="single" w:color="000000" w:sz="4"/>
               <w:left w:val="single" w:color="000000" w:sz="4"/>
@@ -2041,7 +2041,7 @@
         </w:tc>
         <w:tc>
           <w:tcPr>
-            <w:tcW w:type="dxa" w:w="2529"/>
+            <w:tcW w:type="dxa" w:w="2505"/>
             <w:tcBorders>
               <w:top w:val="single" w:color="000000" w:sz="4"/>
               <w:left w:val="single" w:color="000000" w:sz="4"/>
